--- a/DOCUMENTATION/MedicEdge_Docs.docx
+++ b/DOCUMENTATION/MedicEdge_Docs.docx
@@ -61,43 +61,7 @@
           <w:bCs w:val="false"/>
           <w:sz w:val="24"/>
         </w:rPr>
-        <w:t xml:space="preserve">MedicEdge is a modern web-based appointment and patient records management system designed to streamline healthcare operations. This documentation </w:t>
-      </w:r>
-      <w:r>
-        <w:rPr>
-          <w:rFonts w:ascii="Aptos" w:hAnsi="Aptos"/>
-          <w:b w:val="false"/>
-          <w:bCs w:val="false"/>
-          <w:sz w:val="24"/>
-        </w:rPr>
-        <w:t xml:space="preserve">aims to </w:t>
-      </w:r>
-      <w:r>
-        <w:rPr>
-          <w:rFonts w:ascii="Aptos" w:hAnsi="Aptos"/>
-          <w:b w:val="false"/>
-          <w:bCs w:val="false"/>
-          <w:sz w:val="24"/>
-        </w:rPr>
-        <w:t xml:space="preserve">provide </w:t>
-      </w:r>
-      <w:r>
-        <w:rPr>
-          <w:rFonts w:ascii="Aptos" w:hAnsi="Aptos"/>
-          <w:b w:val="false"/>
-          <w:bCs w:val="false"/>
-          <w:sz w:val="24"/>
-        </w:rPr>
-        <w:t>you with</w:t>
-      </w:r>
-      <w:r>
-        <w:rPr>
-          <w:rFonts w:ascii="Aptos" w:hAnsi="Aptos"/>
-          <w:b w:val="false"/>
-          <w:bCs w:val="false"/>
-          <w:sz w:val="24"/>
-        </w:rPr>
-        <w:t xml:space="preserve"> a comprehensive overview of the system's architecture, features, and setup instructions.</w:t>
+        <w:t>MedicEdge is a modern web-based appointment and patient records management system designed to streamline healthcare operations. This documentation aims to provide you with a comprehensive overview of the system's architecture, features, and setup instructions.</w:t>
       </w:r>
     </w:p>
     <w:p>
@@ -118,16 +82,7 @@
           <w:bCs w:val="false"/>
           <w:sz w:val="24"/>
         </w:rPr>
-        <w:t xml:space="preserve">MedicEdge is built using PHP for the web application and utilizes a MySQL/MariaDB database to store and manage data. </w:t>
-      </w:r>
-      <w:r>
-        <w:rPr>
-          <w:rFonts w:ascii="Aptos" w:hAnsi="Aptos"/>
-          <w:b w:val="false"/>
-          <w:bCs w:val="false"/>
-          <w:sz w:val="24"/>
-        </w:rPr>
-        <w:t xml:space="preserve">The database, named </w:t>
+        <w:t xml:space="preserve">MedicEdge is built using PHP for the web application and utilizes a MySQL/MariaDB database to store and manage data. The database, named </w:t>
       </w:r>
       <w:r>
         <w:rPr>
@@ -170,89 +125,6 @@
       </w:r>
       <w:r>
         <w:br w:type="page"/>
-      </w:r>
-    </w:p>
-    <w:p>
-      <w:pPr>
-        <w:pStyle w:val="Normal"/>
-        <w:jc w:val="left"/>
-        <w:rPr>
-          <w:rFonts w:ascii="Aptos" w:hAnsi="Aptos"/>
-          <w:b/>
-          <w:bCs/>
-          <w:sz w:val="24"/>
-        </w:rPr>
-      </w:pPr>
-      <w:r>
-        <w:rPr>
-          <w:rFonts w:ascii="Aptos" w:hAnsi="Aptos"/>
-          <w:b/>
-          <w:bCs/>
-          <w:sz w:val="24"/>
-        </w:rPr>
-        <w:t>Setting up in your Local computer</w:t>
-      </w:r>
-    </w:p>
-    <w:p>
-      <w:pPr>
-        <w:pStyle w:val="Normal"/>
-        <w:jc w:val="left"/>
-        <w:rPr>
-          <w:rFonts w:ascii="Aptos" w:hAnsi="Aptos"/>
-          <w:b w:val="false"/>
-          <w:bCs w:val="false"/>
-          <w:sz w:val="24"/>
-        </w:rPr>
-      </w:pPr>
-      <w:r>
-        <w:rPr>
-          <w:rFonts w:ascii="Aptos" w:hAnsi="Aptos"/>
-          <w:b w:val="false"/>
-          <w:bCs w:val="false"/>
-          <w:sz w:val="24"/>
-        </w:rPr>
-        <w:t>If you’re proficient enough in setting up a web server, it is very easy to do this. You can also do this in a organization network-level setup. But for now, let’s just focus on running this in a local computer.</w:t>
-      </w:r>
-    </w:p>
-    <w:p>
-      <w:pPr>
-        <w:pStyle w:val="Normal"/>
-        <w:jc w:val="left"/>
-        <w:rPr>
-          <w:rFonts w:ascii="Aptos" w:hAnsi="Aptos"/>
-          <w:b w:val="false"/>
-          <w:bCs w:val="false"/>
-          <w:sz w:val="24"/>
-        </w:rPr>
-      </w:pPr>
-      <w:r>
-        <w:rPr>
-          <w:rFonts w:ascii="Aptos" w:hAnsi="Aptos"/>
-          <w:b w:val="false"/>
-          <w:bCs w:val="false"/>
-          <w:sz w:val="24"/>
-        </w:rPr>
-      </w:r>
-    </w:p>
-    <w:p>
-      <w:pPr>
-        <w:pStyle w:val="Normal"/>
-        <w:jc w:val="left"/>
-        <w:rPr>
-          <w:rFonts w:ascii="Aptos" w:hAnsi="Aptos"/>
-          <w:b w:val="false"/>
-          <w:bCs w:val="false"/>
-          <w:sz w:val="24"/>
-        </w:rPr>
-      </w:pPr>
-      <w:r>
-        <w:rPr>
-          <w:rFonts w:ascii="Aptos" w:hAnsi="Aptos"/>
-          <w:b w:val="false"/>
-          <w:bCs w:val="false"/>
-          <w:sz w:val="24"/>
-        </w:rPr>
-        <w:t>1. Download the MedicEdge’s software dependencies.</w:t>
       </w:r>
     </w:p>
     <w:p>
@@ -262,32 +134,298 @@
         <w:jc w:val="left"/>
         <w:rPr>
           <w:rFonts w:ascii="Aptos" w:hAnsi="Aptos"/>
-          <w:b w:val="false"/>
-          <w:bCs w:val="false"/>
+          <w:b/>
+          <w:bCs/>
           <w:sz w:val="24"/>
         </w:rPr>
       </w:pPr>
       <w:r>
         <w:rPr>
           <w:rFonts w:ascii="Aptos" w:hAnsi="Aptos"/>
-          <w:b w:val="false"/>
-          <w:bCs w:val="false"/>
-          <w:sz w:val="24"/>
-        </w:rPr>
-        <w:t xml:space="preserve"> </w:t>
-      </w:r>
-      <w:r>
-        <w:rPr>
-          <w:rFonts w:ascii="Aptos" w:hAnsi="Aptos"/>
-          <w:b w:val="false"/>
-          <w:bCs w:val="false"/>
-          <w:sz w:val="24"/>
-        </w:rPr>
-        <w:t>For easy results, I have been using</w:t>
+          <w:b/>
+          <w:bCs/>
+          <w:sz w:val="24"/>
+        </w:rPr>
+        <w:t>Setting up in your Local computer</w:t>
+      </w:r>
+    </w:p>
+    <w:p>
+      <w:pPr>
+        <w:pStyle w:val="Normal"/>
+        <w:jc w:val="left"/>
+        <w:rPr>
+          <w:rFonts w:ascii="Aptos" w:hAnsi="Aptos"/>
+          <w:b w:val="false"/>
+          <w:bCs w:val="false"/>
+          <w:sz w:val="24"/>
+        </w:rPr>
+      </w:pPr>
+      <w:r>
+        <w:rPr>
+          <w:rFonts w:ascii="Aptos" w:hAnsi="Aptos"/>
+          <w:b w:val="false"/>
+          <w:bCs w:val="false"/>
+          <w:sz w:val="24"/>
+        </w:rPr>
+        <w:t>Take note that y</w:t>
+      </w:r>
+      <w:r>
+        <w:rPr>
+          <w:rFonts w:ascii="Aptos" w:hAnsi="Aptos"/>
+          <w:b w:val="false"/>
+          <w:bCs w:val="false"/>
+          <w:sz w:val="24"/>
+        </w:rPr>
+        <w:t xml:space="preserve">ou can also </w:t>
+      </w:r>
+      <w:r>
+        <w:rPr>
+          <w:rFonts w:ascii="Aptos" w:hAnsi="Aptos"/>
+          <w:b w:val="false"/>
+          <w:bCs w:val="false"/>
+          <w:sz w:val="24"/>
+        </w:rPr>
+        <w:t>setup this system</w:t>
+      </w:r>
+      <w:r>
+        <w:rPr>
+          <w:rFonts w:ascii="Aptos" w:hAnsi="Aptos"/>
+          <w:b w:val="false"/>
+          <w:bCs w:val="false"/>
+          <w:sz w:val="24"/>
+        </w:rPr>
+        <w:t xml:space="preserve"> in a</w:t>
+      </w:r>
+      <w:r>
+        <w:rPr>
+          <w:rFonts w:ascii="Aptos" w:hAnsi="Aptos"/>
+          <w:b w:val="false"/>
+          <w:bCs w:val="false"/>
+          <w:sz w:val="24"/>
+        </w:rPr>
+        <w:t>n</w:t>
+      </w:r>
+      <w:r>
+        <w:rPr>
+          <w:rFonts w:ascii="Aptos" w:hAnsi="Aptos"/>
+          <w:b w:val="false"/>
+          <w:bCs w:val="false"/>
+          <w:sz w:val="24"/>
+        </w:rPr>
+        <w:t xml:space="preserve"> organization network </w:t>
+      </w:r>
+      <w:r>
+        <w:rPr>
+          <w:rFonts w:ascii="Aptos" w:hAnsi="Aptos"/>
+          <w:b w:val="false"/>
+          <w:bCs w:val="false"/>
+          <w:sz w:val="24"/>
+        </w:rPr>
+        <w:t>or intranet</w:t>
+      </w:r>
+      <w:r>
+        <w:rPr>
+          <w:rFonts w:ascii="Aptos" w:hAnsi="Aptos"/>
+          <w:b w:val="false"/>
+          <w:bCs w:val="false"/>
+          <w:sz w:val="24"/>
+        </w:rPr>
+        <w:t xml:space="preserve">, </w:t>
+      </w:r>
+      <w:r>
+        <w:rPr>
+          <w:rFonts w:ascii="Aptos" w:hAnsi="Aptos"/>
+          <w:b w:val="false"/>
+          <w:bCs w:val="false"/>
+          <w:sz w:val="24"/>
+        </w:rPr>
+        <w:t>or to the internet</w:t>
+      </w:r>
+      <w:r>
+        <w:rPr>
+          <w:rFonts w:ascii="Aptos" w:hAnsi="Aptos"/>
+          <w:b w:val="false"/>
+          <w:bCs w:val="false"/>
+          <w:sz w:val="24"/>
+        </w:rPr>
+        <w:t>. But for now, let’s just focus on running this in a local computer.</w:t>
+      </w:r>
+    </w:p>
+    <w:p>
+      <w:pPr>
+        <w:pStyle w:val="Normal"/>
+        <w:jc w:val="left"/>
+        <w:rPr>
+          <w:rFonts w:ascii="Aptos" w:hAnsi="Aptos"/>
+          <w:b w:val="false"/>
+          <w:bCs w:val="false"/>
+          <w:sz w:val="24"/>
+        </w:rPr>
+      </w:pPr>
+      <w:r>
+        <w:rPr>
+          <w:rFonts w:ascii="Aptos" w:hAnsi="Aptos"/>
+          <w:b w:val="false"/>
+          <w:bCs w:val="false"/>
+          <w:sz w:val="24"/>
+        </w:rPr>
+      </w:r>
+    </w:p>
+    <w:p>
+      <w:pPr>
+        <w:pStyle w:val="Normal"/>
+        <w:jc w:val="left"/>
+        <w:rPr>
+          <w:rFonts w:ascii="Aptos" w:hAnsi="Aptos"/>
+          <w:b w:val="false"/>
+          <w:bCs w:val="false"/>
+          <w:sz w:val="24"/>
+        </w:rPr>
+      </w:pPr>
+      <w:r>
+        <w:rPr>
+          <w:rFonts w:ascii="Aptos" w:hAnsi="Aptos"/>
+          <w:b w:val="false"/>
+          <w:bCs w:val="false"/>
+          <w:sz w:val="24"/>
+        </w:rPr>
+        <w:t>1. Download the MedicEdge’s software dependencies.</w:t>
+      </w:r>
+    </w:p>
+    <w:p>
+      <w:pPr>
+        <w:pStyle w:val="Normal"/>
+        <w:spacing w:before="0" w:after="160"/>
+        <w:jc w:val="left"/>
+        <w:rPr>
+          <w:rFonts w:ascii="Aptos" w:hAnsi="Aptos"/>
+          <w:b w:val="false"/>
+          <w:bCs w:val="false"/>
+          <w:sz w:val="24"/>
+        </w:rPr>
+      </w:pPr>
+      <w:r>
+        <w:rPr>
+          <w:rFonts w:ascii="Aptos" w:hAnsi="Aptos"/>
+          <w:b w:val="false"/>
+          <w:bCs w:val="false"/>
+          <w:sz w:val="24"/>
+        </w:rPr>
+        <w:t>For easy results, I</w:t>
+      </w:r>
+      <w:r>
+        <w:rPr>
+          <w:rFonts w:ascii="Aptos" w:hAnsi="Aptos"/>
+          <w:b w:val="false"/>
+          <w:bCs w:val="false"/>
+          <w:sz w:val="24"/>
+        </w:rPr>
+        <w:t>’m using XAMPP, since Apache (Web Server), MySQL/MariaDB (Database), and PHP (Server-side Scripting) is already bundled in there, along with couple of other tools.</w:t>
+      </w:r>
+    </w:p>
+    <w:p>
+      <w:pPr>
+        <w:pStyle w:val="Normal"/>
+        <w:spacing w:before="0" w:after="160"/>
+        <w:jc w:val="left"/>
+        <w:rPr>
+          <w:rFonts w:ascii="Aptos" w:hAnsi="Aptos"/>
+          <w:b w:val="false"/>
+          <w:bCs w:val="false"/>
+          <w:sz w:val="24"/>
+        </w:rPr>
+      </w:pPr>
+      <w:r>
+        <w:rPr>
+          <w:rFonts w:ascii="Aptos" w:hAnsi="Aptos"/>
+          <w:b w:val="false"/>
+          <w:bCs w:val="false"/>
+          <w:sz w:val="24"/>
+        </w:rPr>
+        <w:t xml:space="preserve">Download Link: </w:t>
+      </w:r>
+      <w:hyperlink r:id="rId2">
+        <w:r>
+          <w:rPr>
+            <w:rStyle w:val="Hyperlink"/>
+            <w:rFonts w:ascii="Aptos" w:hAnsi="Aptos"/>
+            <w:b w:val="false"/>
+            <w:bCs w:val="false"/>
+            <w:sz w:val="24"/>
+          </w:rPr>
+          <w:t>https://www.apachefriends.org/</w:t>
+        </w:r>
+      </w:hyperlink>
+    </w:p>
+    <w:p>
+      <w:pPr>
+        <w:pStyle w:val="Normal"/>
+        <w:spacing w:before="0" w:after="160"/>
+        <w:jc w:val="left"/>
+        <w:rPr>
+          <w:rFonts w:ascii="Aptos" w:hAnsi="Aptos"/>
+          <w:b w:val="false"/>
+          <w:bCs w:val="false"/>
+          <w:sz w:val="24"/>
+        </w:rPr>
+      </w:pPr>
+      <w:r>
+        <w:rPr>
+          <w:rFonts w:ascii="Aptos" w:hAnsi="Aptos"/>
+          <w:b w:val="false"/>
+          <w:bCs w:val="false"/>
+          <w:sz w:val="24"/>
+        </w:rPr>
+      </w:r>
+    </w:p>
+    <w:p>
+      <w:pPr>
+        <w:pStyle w:val="Normal"/>
+        <w:spacing w:before="0" w:after="160"/>
+        <w:jc w:val="left"/>
+        <w:rPr>
+          <w:rFonts w:ascii="Aptos" w:hAnsi="Aptos"/>
+          <w:b w:val="false"/>
+          <w:bCs w:val="false"/>
+          <w:sz w:val="24"/>
+        </w:rPr>
+      </w:pPr>
+      <w:r>
+        <w:rPr>
+          <w:rFonts w:ascii="Aptos" w:hAnsi="Aptos"/>
+          <w:b w:val="false"/>
+          <w:bCs w:val="false"/>
+          <w:sz w:val="24"/>
+        </w:rPr>
+        <w:t>2. Install XAMPP</w:t>
+      </w:r>
+    </w:p>
+    <w:p>
+      <w:pPr>
+        <w:pStyle w:val="Normal"/>
+        <w:spacing w:before="0" w:after="160"/>
+        <w:jc w:val="left"/>
+        <w:rPr>
+          <w:rFonts w:ascii="Aptos" w:hAnsi="Aptos"/>
+          <w:b w:val="false"/>
+          <w:bCs w:val="false"/>
+          <w:sz w:val="24"/>
+        </w:rPr>
+      </w:pPr>
+      <w:r>
+        <w:rPr>
+          <w:rFonts w:ascii="Aptos" w:hAnsi="Aptos"/>
+          <w:b w:val="false"/>
+          <w:bCs w:val="false"/>
+          <w:sz w:val="24"/>
+        </w:rPr>
+        <w:t>Install the XAMPP. [run as admin]</w:t>
       </w:r>
     </w:p>
     <w:sectPr>
-      <w:headerReference w:type="default" r:id="rId2"/>
+      <w:headerReference w:type="even" r:id="rId3"/>
+      <w:headerReference w:type="default" r:id="rId4"/>
+      <w:headerReference w:type="first" r:id="rId5"/>
       <w:type w:val="nextPage"/>
       <w:pgSz w:w="12240" w:h="15840"/>
       <w:pgMar w:left="1440" w:right="1440" w:gutter="0" w:header="1440" w:top="2220" w:footer="0" w:bottom="1440"/>
@@ -311,8 +449,24 @@
     </w:pPr>
     <w:r>
       <w:rPr/>
+    </w:r>
+  </w:p>
+</w:hdr>
+</file>
+
+<file path=word/header2.xml><?xml version="1.0" encoding="utf-8"?>
+<w:hdr xmlns:o="urn:schemas-microsoft-com:office:office" xmlns:r="http://schemas.openxmlformats.org/officeDocument/2006/relationships" xmlns:v="urn:schemas-microsoft-com:vml" xmlns:w="http://schemas.openxmlformats.org/wordprocessingml/2006/main" xmlns:w10="urn:schemas-microsoft-com:office:word" xmlns:wp="http://schemas.openxmlformats.org/drawingml/2006/wordprocessingDrawing" xmlns:pic="http://schemas.openxmlformats.org/drawingml/2006/picture" xmlns:wps="http://schemas.microsoft.com/office/word/2010/wordprocessingShape" xmlns:wpg="http://schemas.microsoft.com/office/word/2010/wordprocessingGroup" xmlns:mc="http://schemas.openxmlformats.org/markup-compatibility/2006" xmlns:wp14="http://schemas.microsoft.com/office/word/2010/wordprocessingDrawing" xmlns:w14="http://schemas.microsoft.com/office/word/2010/wordml" xmlns:w15="http://schemas.microsoft.com/office/word/2012/wordml" mc:Ignorable="w14 wp14 w15">
+  <w:p>
+    <w:pPr>
+      <w:pStyle w:val="Header"/>
+      <w:suppressLineNumbers/>
+      <w:spacing w:before="0" w:after="160"/>
+      <w:rPr/>
+    </w:pPr>
+    <w:r>
+      <w:rPr/>
       <w:drawing>
-        <wp:anchor behindDoc="0" distT="0" distB="0" distL="0" distR="0" simplePos="0" locked="0" layoutInCell="0" allowOverlap="1" relativeHeight="3">
+        <wp:anchor behindDoc="1" distT="0" distB="0" distL="0" distR="0" simplePos="0" locked="0" layoutInCell="0" allowOverlap="1" relativeHeight="3">
           <wp:simplePos x="0" y="0"/>
           <wp:positionH relativeFrom="column">
             <wp:posOffset>-133350</wp:posOffset>
@@ -332,6 +486,68 @@
               <pic:pic xmlns:pic="http://schemas.openxmlformats.org/drawingml/2006/picture">
                 <pic:nvPicPr>
                   <pic:cNvPr id="1" name="Image1" descr=""/>
+                  <pic:cNvPicPr>
+                    <a:picLocks noChangeAspect="1" noChangeArrowheads="1"/>
+                  </pic:cNvPicPr>
+                </pic:nvPicPr>
+                <pic:blipFill>
+                  <a:blip r:embed="rId1"/>
+                  <a:stretch>
+                    <a:fillRect/>
+                  </a:stretch>
+                </pic:blipFill>
+                <pic:spPr bwMode="auto">
+                  <a:xfrm>
+                    <a:off x="0" y="0"/>
+                    <a:ext cx="1663700" cy="553720"/>
+                  </a:xfrm>
+                  <a:prstGeom prst="rect">
+                    <a:avLst/>
+                  </a:prstGeom>
+                  <a:noFill/>
+                </pic:spPr>
+              </pic:pic>
+            </a:graphicData>
+          </a:graphic>
+        </wp:anchor>
+      </w:drawing>
+    </w:r>
+  </w:p>
+</w:hdr>
+</file>
+
+<file path=word/header3.xml><?xml version="1.0" encoding="utf-8"?>
+<w:hdr xmlns:o="urn:schemas-microsoft-com:office:office" xmlns:r="http://schemas.openxmlformats.org/officeDocument/2006/relationships" xmlns:v="urn:schemas-microsoft-com:vml" xmlns:w="http://schemas.openxmlformats.org/wordprocessingml/2006/main" xmlns:w10="urn:schemas-microsoft-com:office:word" xmlns:wp="http://schemas.openxmlformats.org/drawingml/2006/wordprocessingDrawing" xmlns:pic="http://schemas.openxmlformats.org/drawingml/2006/picture" xmlns:wps="http://schemas.microsoft.com/office/word/2010/wordprocessingShape" xmlns:wpg="http://schemas.microsoft.com/office/word/2010/wordprocessingGroup" xmlns:mc="http://schemas.openxmlformats.org/markup-compatibility/2006" xmlns:wp14="http://schemas.microsoft.com/office/word/2010/wordprocessingDrawing" xmlns:w14="http://schemas.microsoft.com/office/word/2010/wordml" xmlns:w15="http://schemas.microsoft.com/office/word/2012/wordml" mc:Ignorable="w14 wp14 w15">
+  <w:p>
+    <w:pPr>
+      <w:pStyle w:val="Header"/>
+      <w:suppressLineNumbers/>
+      <w:spacing w:before="0" w:after="160"/>
+      <w:rPr/>
+    </w:pPr>
+    <w:r>
+      <w:rPr/>
+      <w:drawing>
+        <wp:anchor behindDoc="1" distT="0" distB="0" distL="0" distR="0" simplePos="0" locked="0" layoutInCell="0" allowOverlap="1" relativeHeight="3">
+          <wp:simplePos x="0" y="0"/>
+          <wp:positionH relativeFrom="column">
+            <wp:posOffset>-133350</wp:posOffset>
+          </wp:positionH>
+          <wp:positionV relativeFrom="paragraph">
+            <wp:posOffset>-428625</wp:posOffset>
+          </wp:positionV>
+          <wp:extent cx="1663700" cy="553720"/>
+          <wp:effectExtent l="0" t="0" r="0" b="0"/>
+          <wp:wrapSquare wrapText="largest"/>
+          <wp:docPr id="2" name="Image1" descr=""/>
+          <wp:cNvGraphicFramePr>
+            <a:graphicFrameLocks xmlns:a="http://schemas.openxmlformats.org/drawingml/2006/main" noChangeAspect="1"/>
+          </wp:cNvGraphicFramePr>
+          <a:graphic xmlns:a="http://schemas.openxmlformats.org/drawingml/2006/main">
+            <a:graphicData uri="http://schemas.openxmlformats.org/drawingml/2006/picture">
+              <pic:pic xmlns:pic="http://schemas.openxmlformats.org/drawingml/2006/picture">
+                <pic:nvPicPr>
+                  <pic:cNvPr id="2" name="Image1" descr=""/>
                   <pic:cNvPicPr>
                     <a:picLocks noChangeAspect="1" noChangeArrowheads="1"/>
                   </pic:cNvPicPr>
@@ -764,6 +980,7 @@
     <w:qFormat/>
     <w:pPr>
       <w:widowControl/>
+      <w:suppressAutoHyphens w:val="true"/>
       <w:bidi w:val="0"/>
       <w:spacing w:lineRule="auto" w:line="278" w:before="0" w:after="160"/>
       <w:jc w:val="left"/>
@@ -1193,6 +1410,13 @@
       <w:smallCaps/>
       <w:color w:themeColor="accent1" w:themeShade="bf" w:val="2F5496"/>
       <w:spacing w:val="5"/>
+    </w:rPr>
+  </w:style>
+  <w:style w:type="character" w:styleId="Hyperlink">
+    <w:name w:val="Hyperlink"/>
+    <w:rPr>
+      <w:color w:val="000080"/>
+      <w:u w:val="single"/>
     </w:rPr>
   </w:style>
   <w:style w:type="paragraph" w:styleId="Heading">

--- a/DOCUMENTATION/MedicEdge_Docs.docx
+++ b/DOCUMENTATION/MedicEdge_Docs.docx
@@ -167,88 +167,7 @@
           <w:bCs w:val="false"/>
           <w:sz w:val="24"/>
         </w:rPr>
-        <w:t>Take note that y</w:t>
-      </w:r>
-      <w:r>
-        <w:rPr>
-          <w:rFonts w:ascii="Aptos" w:hAnsi="Aptos"/>
-          <w:b w:val="false"/>
-          <w:bCs w:val="false"/>
-          <w:sz w:val="24"/>
-        </w:rPr>
-        <w:t xml:space="preserve">ou can also </w:t>
-      </w:r>
-      <w:r>
-        <w:rPr>
-          <w:rFonts w:ascii="Aptos" w:hAnsi="Aptos"/>
-          <w:b w:val="false"/>
-          <w:bCs w:val="false"/>
-          <w:sz w:val="24"/>
-        </w:rPr>
-        <w:t>setup this system</w:t>
-      </w:r>
-      <w:r>
-        <w:rPr>
-          <w:rFonts w:ascii="Aptos" w:hAnsi="Aptos"/>
-          <w:b w:val="false"/>
-          <w:bCs w:val="false"/>
-          <w:sz w:val="24"/>
-        </w:rPr>
-        <w:t xml:space="preserve"> in a</w:t>
-      </w:r>
-      <w:r>
-        <w:rPr>
-          <w:rFonts w:ascii="Aptos" w:hAnsi="Aptos"/>
-          <w:b w:val="false"/>
-          <w:bCs w:val="false"/>
-          <w:sz w:val="24"/>
-        </w:rPr>
-        <w:t>n</w:t>
-      </w:r>
-      <w:r>
-        <w:rPr>
-          <w:rFonts w:ascii="Aptos" w:hAnsi="Aptos"/>
-          <w:b w:val="false"/>
-          <w:bCs w:val="false"/>
-          <w:sz w:val="24"/>
-        </w:rPr>
-        <w:t xml:space="preserve"> organization network </w:t>
-      </w:r>
-      <w:r>
-        <w:rPr>
-          <w:rFonts w:ascii="Aptos" w:hAnsi="Aptos"/>
-          <w:b w:val="false"/>
-          <w:bCs w:val="false"/>
-          <w:sz w:val="24"/>
-        </w:rPr>
-        <w:t>or intranet</w:t>
-      </w:r>
-      <w:r>
-        <w:rPr>
-          <w:rFonts w:ascii="Aptos" w:hAnsi="Aptos"/>
-          <w:b w:val="false"/>
-          <w:bCs w:val="false"/>
-          <w:sz w:val="24"/>
-        </w:rPr>
-        <w:t xml:space="preserve">, </w:t>
-      </w:r>
-      <w:r>
-        <w:rPr>
-          <w:rFonts w:ascii="Aptos" w:hAnsi="Aptos"/>
-          <w:b w:val="false"/>
-          <w:bCs w:val="false"/>
-          <w:sz w:val="24"/>
-        </w:rPr>
-        <w:t>or to the internet</w:t>
-      </w:r>
-      <w:r>
-        <w:rPr>
-          <w:rFonts w:ascii="Aptos" w:hAnsi="Aptos"/>
-          <w:b w:val="false"/>
-          <w:bCs w:val="false"/>
-          <w:sz w:val="24"/>
-        </w:rPr>
-        <w:t>. But for now, let’s just focus on running this in a local computer.</w:t>
+        <w:t>Take note that you can also setup this system in an organization network or intranet, or to the internet. But for now, let’s just focus on running this in a local computer.</w:t>
       </w:r>
     </w:p>
     <w:p>
@@ -311,16 +230,25 @@
           <w:bCs w:val="false"/>
           <w:sz w:val="24"/>
         </w:rPr>
-        <w:t>For easy results, I</w:t>
-      </w:r>
-      <w:r>
-        <w:rPr>
-          <w:rFonts w:ascii="Aptos" w:hAnsi="Aptos"/>
-          <w:b w:val="false"/>
-          <w:bCs w:val="false"/>
-          <w:sz w:val="24"/>
-        </w:rPr>
-        <w:t>’m using XAMPP, since Apache (Web Server), MySQL/MariaDB (Database), and PHP (Server-side Scripting) is already bundled in there, along with couple of other tools.</w:t>
+        <w:t xml:space="preserve">For easy results, I’m using XAMPP, since Apache (Web Server), MySQL/MariaDB (Database), and PHP (Server-side Scripting) is already bundled in </w:t>
+      </w:r>
+      <w:r>
+        <w:rPr>
+          <w:rFonts w:ascii="Aptos" w:hAnsi="Aptos"/>
+          <w:b w:val="false"/>
+          <w:bCs w:val="false"/>
+          <w:sz w:val="24"/>
+        </w:rPr>
+        <w:t>XAMPP</w:t>
+      </w:r>
+      <w:r>
+        <w:rPr>
+          <w:rFonts w:ascii="Aptos" w:hAnsi="Aptos"/>
+          <w:b w:val="false"/>
+          <w:bCs w:val="false"/>
+          <w:sz w:val="24"/>
+        </w:rPr>
+        <w:t>, along with couple of other tools.</w:t>
       </w:r>
     </w:p>
     <w:p>
@@ -370,12 +298,54 @@
         </w:rPr>
       </w:pPr>
       <w:r>
-        <w:rPr>
-          <w:rFonts w:ascii="Aptos" w:hAnsi="Aptos"/>
-          <w:b w:val="false"/>
-          <w:bCs w:val="false"/>
-          <w:sz w:val="24"/>
-        </w:rPr>
+        <w:rPr/>
+        <w:drawing>
+          <wp:anchor behindDoc="0" distT="0" distB="0" distL="0" distR="0" simplePos="0" locked="0" layoutInCell="0" allowOverlap="1" relativeHeight="4">
+            <wp:simplePos x="0" y="0"/>
+            <wp:positionH relativeFrom="column">
+              <wp:align>center</wp:align>
+            </wp:positionH>
+            <wp:positionV relativeFrom="paragraph">
+              <wp:posOffset>635</wp:posOffset>
+            </wp:positionV>
+            <wp:extent cx="5943600" cy="2623185"/>
+            <wp:effectExtent l="0" t="0" r="0" b="0"/>
+            <wp:wrapSquare wrapText="largest"/>
+            <wp:docPr id="1" name="Image2" descr=""/>
+            <wp:cNvGraphicFramePr>
+              <a:graphicFrameLocks xmlns:a="http://schemas.openxmlformats.org/drawingml/2006/main" noChangeAspect="1"/>
+            </wp:cNvGraphicFramePr>
+            <a:graphic xmlns:a="http://schemas.openxmlformats.org/drawingml/2006/main">
+              <a:graphicData uri="http://schemas.openxmlformats.org/drawingml/2006/picture">
+                <pic:pic xmlns:pic="http://schemas.openxmlformats.org/drawingml/2006/picture">
+                  <pic:nvPicPr>
+                    <pic:cNvPr id="1" name="Image2" descr=""/>
+                    <pic:cNvPicPr>
+                      <a:picLocks noChangeAspect="1" noChangeArrowheads="1"/>
+                    </pic:cNvPicPr>
+                  </pic:nvPicPr>
+                  <pic:blipFill>
+                    <a:blip r:embed="rId3"/>
+                    <a:srcRect l="0" t="0" r="0" b="10504"/>
+                    <a:stretch>
+                      <a:fillRect/>
+                    </a:stretch>
+                  </pic:blipFill>
+                  <pic:spPr bwMode="auto">
+                    <a:xfrm>
+                      <a:off x="0" y="0"/>
+                      <a:ext cx="5943600" cy="2623185"/>
+                    </a:xfrm>
+                    <a:prstGeom prst="rect">
+                      <a:avLst/>
+                    </a:prstGeom>
+                    <a:noFill/>
+                  </pic:spPr>
+                </pic:pic>
+              </a:graphicData>
+            </a:graphic>
+          </wp:anchor>
+        </w:drawing>
       </w:r>
     </w:p>
     <w:p>
@@ -397,7 +367,6 @@
           <w:bCs w:val="false"/>
           <w:sz w:val="24"/>
         </w:rPr>
-        <w:t>2. Install XAMPP</w:t>
       </w:r>
     </w:p>
     <w:p>
@@ -419,13 +388,35 @@
           <w:bCs w:val="false"/>
           <w:sz w:val="24"/>
         </w:rPr>
-        <w:t>Install the XAMPP. [run as admin]</w:t>
+        <w:t>2. Install XAMPP</w:t>
+      </w:r>
+    </w:p>
+    <w:p>
+      <w:pPr>
+        <w:pStyle w:val="Normal"/>
+        <w:spacing w:before="0" w:after="160"/>
+        <w:jc w:val="left"/>
+        <w:rPr>
+          <w:rFonts w:ascii="Aptos" w:hAnsi="Aptos"/>
+          <w:b w:val="false"/>
+          <w:bCs w:val="false"/>
+          <w:sz w:val="24"/>
+        </w:rPr>
+      </w:pPr>
+      <w:r>
+        <w:rPr>
+          <w:rFonts w:ascii="Aptos" w:hAnsi="Aptos"/>
+          <w:b w:val="false"/>
+          <w:bCs w:val="false"/>
+          <w:sz w:val="24"/>
+        </w:rPr>
+        <w:t>Install XAMPP. [run as admin]</w:t>
       </w:r>
     </w:p>
     <w:sectPr>
-      <w:headerReference w:type="even" r:id="rId3"/>
-      <w:headerReference w:type="default" r:id="rId4"/>
-      <w:headerReference w:type="first" r:id="rId5"/>
+      <w:headerReference w:type="even" r:id="rId4"/>
+      <w:headerReference w:type="default" r:id="rId5"/>
+      <w:headerReference w:type="first" r:id="rId6"/>
       <w:type w:val="nextPage"/>
       <w:pgSz w:w="12240" w:h="15840"/>
       <w:pgMar w:left="1440" w:right="1440" w:gutter="0" w:header="1440" w:top="2220" w:footer="0" w:bottom="1440"/>
@@ -443,7 +434,6 @@
   <w:p>
     <w:pPr>
       <w:pStyle w:val="Header"/>
-      <w:suppressLineNumbers/>
       <w:spacing w:before="0" w:after="160"/>
       <w:rPr/>
     </w:pPr>
@@ -477,7 +467,7 @@
           <wp:extent cx="1663700" cy="553720"/>
           <wp:effectExtent l="0" t="0" r="0" b="0"/>
           <wp:wrapSquare wrapText="largest"/>
-          <wp:docPr id="1" name="Image1" descr=""/>
+          <wp:docPr id="2" name="Image1" descr=""/>
           <wp:cNvGraphicFramePr>
             <a:graphicFrameLocks xmlns:a="http://schemas.openxmlformats.org/drawingml/2006/main" noChangeAspect="1"/>
           </wp:cNvGraphicFramePr>
@@ -485,7 +475,7 @@
             <a:graphicData uri="http://schemas.openxmlformats.org/drawingml/2006/picture">
               <pic:pic xmlns:pic="http://schemas.openxmlformats.org/drawingml/2006/picture">
                 <pic:nvPicPr>
-                  <pic:cNvPr id="1" name="Image1" descr=""/>
+                  <pic:cNvPr id="2" name="Image1" descr=""/>
                   <pic:cNvPicPr>
                     <a:picLocks noChangeAspect="1" noChangeArrowheads="1"/>
                   </pic:cNvPicPr>
@@ -539,7 +529,7 @@
           <wp:extent cx="1663700" cy="553720"/>
           <wp:effectExtent l="0" t="0" r="0" b="0"/>
           <wp:wrapSquare wrapText="largest"/>
-          <wp:docPr id="2" name="Image1" descr=""/>
+          <wp:docPr id="3" name="Image1" descr=""/>
           <wp:cNvGraphicFramePr>
             <a:graphicFrameLocks xmlns:a="http://schemas.openxmlformats.org/drawingml/2006/main" noChangeAspect="1"/>
           </wp:cNvGraphicFramePr>
@@ -547,7 +537,7 @@
             <a:graphicData uri="http://schemas.openxmlformats.org/drawingml/2006/picture">
               <pic:pic xmlns:pic="http://schemas.openxmlformats.org/drawingml/2006/picture">
                 <pic:nvPicPr>
-                  <pic:cNvPr id="2" name="Image1" descr=""/>
+                  <pic:cNvPr id="3" name="Image1" descr=""/>
                   <pic:cNvPicPr>
                     <a:picLocks noChangeAspect="1" noChangeArrowheads="1"/>
                   </pic:cNvPicPr>
